--- a/report_agent/output/risk_assessment_form/2026-08-10/risk_assessment_form_filled_2026-08-10.docx
+++ b/report_agent/output/risk_assessment_form/2026-08-10/risk_assessment_form_filled_2026-08-10.docx
@@ -3180,7 +3180,7 @@
                 <w:sz w:val="12"/>
                 <w:szCs w:val="12"/>
               </w:rPr>
-              <w:t>소화기를 재배치했다.</w:t>
+              <w:t>소화기 재배치를 완료했다.</w:t>
             </w:r>
           </w:p>
         </w:tc>

--- a/report_agent/output/risk_assessment_form/2026-08-10/risk_assessment_form_filled_2026-08-10.docx
+++ b/report_agent/output/risk_assessment_form/2026-08-10/risk_assessment_form_filled_2026-08-10.docx
@@ -3180,7 +3180,7 @@
                 <w:sz w:val="12"/>
                 <w:szCs w:val="12"/>
               </w:rPr>
-              <w:t>소화기 재배치를 완료했다.</w:t>
+              <w:t>소화기를 재배치했다.</w:t>
             </w:r>
           </w:p>
         </w:tc>
